--- a/data/human_paras/human_para_117.docx
+++ b/data/human_paras/human_para_117.docx
@@ -4,7 +4,7 @@
   <w:body>
     <w:p>
       <w:r>
-        <w:t>Walmart maintains a strong distribution channel. The total square footage of its US storage sites could cover roughly 19 percent of Manhattan's area. According to MWPVL International, "as of 2017, we discovered 173 Walmart and Sam's Club delivery locations in the United States amounting 125.8 million sq. ft." Each fulfillment center is roughly one million sq. ft in dimensions, employs over 600 people, and routinely employs over 200 cargos (Ref-u239725).</w:t>
+        <w:t>A storehouse's construction must be carefully examined as it seems to be a long-term asset. Walmart will very probably need to understand altering business patterns, such as the growth of internet orders while making judgments on the future possibilities presented by warehouse estate. Walmart's warehouses must be constructed to allow for efficient warehouse circulation, and set warehouse laws must be followed. This will be extremely useful during high flow hours when quick product selection is required. Warehouse design factors to consider include thermal management control systems, equipment quantities, worker levels, and corporate objectives.</w:t>
       </w:r>
     </w:p>
     <w:sectPr>
